--- a/LDA_产业共建白皮书.docx
+++ b/LDA_产业共建白皮书.docx
@@ -69,7 +69,7 @@
           <w:sz w:val="20"/>
           <w:szCs w:val="20"/>
         </w:rPr>
-        <w:t xml:space="preserve">文档编号：LDA-IW-001   |   版本 v1.0（对外公开）   |   2026-08-16</w:t>
+        <w:t xml:space="preserve">文档编号：LDA-IW-001   |   版本：v1.1（2026-08-23 · 系统级里程碑落地）</w:t>
       </w:r>
     </w:p>
     <w:p>
@@ -83,7 +83,21 @@
           <w:sz w:val="20"/>
           <w:szCs w:val="20"/>
         </w:rPr>
-        <w:t xml:space="preserve">编制：LDA 领域研究室 · 工业5点0产业生态联盟（杜玉河）</w:t>
+        <w:t xml:space="preserve">编制日期：2026-08-16（v1.1 更新：2026-08-23）   |   密级：对外公开</w:t>
+      </w:r>
+    </w:p>
+    <w:p>
+      <w:pPr>
+        <w:spacing w:before="40"/>
+        <w:jc w:val="center"/>
+      </w:pPr>
+      <w:r>
+        <w:rPr>
+          <w:color w:val="808080"/>
+          <w:sz w:val="20"/>
+          <w:szCs w:val="20"/>
+        </w:rPr>
+        <w:t xml:space="preserve">编制：LDA 领域研究室（工业5点0产业生态联盟 · 杜玉河）</w:t>
       </w:r>
     </w:p>
     <w:p>
@@ -170,7 +184,7 @@
           <w:sz w:val="21"/>
           <w:szCs w:val="21"/>
         </w:rPr>
-        <w:t xml:space="preserve">LDA（Light-Driven Architecture）要做的，不是又一个“帮工程师画图”的工具，而是一个开源、自主可控、由 AI 智能体直接编写底层求解内核的设计底座。我们用一个已被验证的事实说明这不是设想：</w:t>
+        <w:t xml:space="preserve">LDA（Lightwave Design Agent）要做的，不是又一个“帮工程师画图”的工具，而是一个开源、自主可控、由 AI 智能体直接编写底层求解内核的设计底座。我们用一个已被验证的事实说明这不是设想：</w:t>
       </w:r>
     </w:p>
     <w:p>
@@ -5412,6 +5426,99 @@
     </w:p>
     <w:p>
       <w:pPr>
+        <w:pStyle w:val="Heading1"/>
+        <w:spacing w:after="140" w:before="280"/>
+      </w:pPr>
+      <w:r>
+        <w:rPr>
+          <w:b/>
+          <w:bCs/>
+          <w:color w:val="1F4E79"/>
+          <w:sz w:val="30"/>
+          <w:szCs w:val="30"/>
+        </w:rPr>
+        <w:t xml:space="preserve">附录 A · v1.1 更新（2026-08-23 · v0.5 系统级里程碑）</w:t>
+      </w:r>
+    </w:p>
+    <w:p>
+      <w:pPr>
+        <w:spacing w:after="120" w:line="300"/>
+        <w:jc w:val="left"/>
+      </w:pPr>
+      <w:r>
+        <w:rPr>
+          <w:sz w:val="21"/>
+          <w:szCs w:val="21"/>
+        </w:rPr>
+        <w:t xml:space="preserve">v0.5（git tag v0.5）在 v0.4 真实化之上新增三块能力，形成“设计目标 → 已验证器件/系统/标准/逆设计”完整开源基线：</w:t>
+      </w:r>
+    </w:p>
+    <w:p>
+      <w:pPr>
+        <w:pStyle w:val="ListParagraph"/>
+        <w:numPr>
+          <w:ilvl w:val="0"/>
+          <w:numId w:val="3"/>
+        </w:numPr>
+        <w:spacing w:after="60" w:line="280"/>
+      </w:pPr>
+      <w:r>
+        <w:rPr>
+          <w:sz w:val="21"/>
+          <w:szCs w:val="21"/>
+        </w:rPr>
+        <w:t xml:space="preserve">系统级（M7 三件）：热光可调 WDM（Δλ/λ=(dn/dT)·R_th·P/n_eff 物理定律锚 + 信道重分配）、量子门/纠错拓扑（门库幺正性 + surface code k=1 + CR 门）、大规模系统基准（8 WDM×8 qubit 联合压测 + 容量自洽 + IL/间隔/网格四边界）。</w:t>
+      </w:r>
+    </w:p>
+    <w:p>
+      <w:pPr>
+        <w:pStyle w:val="ListParagraph"/>
+        <w:numPr>
+          <w:ilvl w:val="0"/>
+          <w:numId w:val="3"/>
+        </w:numPr>
+        <w:spacing w:after="60" w:line="280"/>
+      </w:pPr>
+      <w:r>
+        <w:rPr>
+          <w:sz w:val="21"/>
+          <w:szCs w:val="21"/>
+        </w:rPr>
+        <w:t xml:space="preserve">护城河两件：L0 IR 开放标准 v0.3 定稿（docs/ir_spec.md + JSON Schema + 零漂移校验——社区共建起点，标准文档即真值）；验证合约工业化（run_ci_regression.py 一键全量回归 27 PASS/0 FAIL + 性能基准 + 基线漂移监控——协作门槛降低）。</w:t>
+      </w:r>
+    </w:p>
+    <w:p>
+      <w:pPr>
+        <w:pStyle w:val="ListParagraph"/>
+        <w:numPr>
+          <w:ilvl w:val="0"/>
+          <w:numId w:val="3"/>
+        </w:numPr>
+        <w:spacing w:after="60" w:line="280"/>
+      </w:pPr>
+      <w:r>
+        <w:rPr>
+          <w:sz w:val="21"/>
+          <w:szCs w:val="21"/>
+        </w:rPr>
+        <w:t xml:space="preserve">逆设计纵深四阶（Track A）：谱形目标（分束比 0.574 / 3 波长谱形 11.7× / 模式匹配 8.6×）→ 形状逆设计（宽度曲线控制点，可制造性内建 DRC，imp 6.6× + Pareto 多目标）→ 形状+拓扑混合（分层表达，概率 OR 光滑组合，混合 imp 18.3× vs 纯形状 6.0×，增益 3.06×）——逼近商业 EDA adjoint 逆设计核心卖点。</w:t>
+      </w:r>
+    </w:p>
+    <w:p>
+      <w:pPr>
+        <w:spacing w:after="120" w:line="300"/>
+        <w:jc w:val="left"/>
+      </w:pPr>
+      <w:r>
+        <w:rPr>
+          <w:sz w:val="21"/>
+          <w:szCs w:val="21"/>
+        </w:rPr>
+        <w:t xml:space="preserve">WebUI 四十三面板，全部交付三端（本地/Gitee/GitHub）tree 级零差异同步。诚实边界：2D TEz 求解为主（3D 端口验收小几何）、系统级链路为解析物理模型、实证大数据锚待发动期数据（D-62 暂缓）、不宣称签核级。</w:t>
+      </w:r>
+    </w:p>
+    <w:p>
+      <w:pPr>
         <w:pBdr>
           <w:top w:val="single" w:color="BFBFBF" w:sz="6" w:space="8"/>
         </w:pBdr>
@@ -5492,7 +5599,7 @@
         <w:sz w:val="16"/>
         <w:szCs w:val="16"/>
       </w:rPr>
-      <w:t xml:space="preserve">LDA 产业共建白皮书 v1.0 · 工业5点0产业生态联盟  </w:t>
+      <w:t xml:space="preserve">LDA 产业共建白皮书 v1.1 · 工业5点0产业生态联盟  </w:t>
     </w:r>
     <w:r>
       <w:rPr>

--- a/LDA_产业共建白皮书.docx
+++ b/LDA_产业共建白皮书.docx
@@ -69,7 +69,7 @@
           <w:sz w:val="20"/>
           <w:szCs w:val="20"/>
         </w:rPr>
-        <w:t xml:space="preserve">文档编号：LDA-IW-001   |   版本：v1.1（2026-08-23 · 系统级里程碑落地）</w:t>
+        <w:t xml:space="preserve">文档编号：LDA-IW-001   |   版本：v1.2（2026-09-21 · 主权版图实证增补）</w:t>
       </w:r>
     </w:p>
     <w:p>
@@ -83,7 +83,7 @@
           <w:sz w:val="20"/>
           <w:szCs w:val="20"/>
         </w:rPr>
-        <w:t xml:space="preserve">编制日期：2026-08-16（v1.1 更新：2026-08-23）   |   密级：对外公开</w:t>
+        <w:t xml:space="preserve">编制日期：2026-08-16（v1.2 更新：2026-09-21）   |   密级：对外公开</w:t>
       </w:r>
     </w:p>
     <w:p>
@@ -1697,6 +1697,1765 @@
     </w:p>
     <w:p>
       <w:pPr>
+        <w:pStyle w:val="Heading2"/>
+        <w:spacing w:after="100" w:before="200"/>
+      </w:pPr>
+      <w:r>
+        <w:rPr>
+          <w:b/>
+          <w:bCs/>
+          <w:color w:val="1F4E79"/>
+          <w:sz w:val="26"/>
+          <w:szCs w:val="26"/>
+        </w:rPr>
+        <w:t xml:space="preserve">3.4 已出片版图库：主权全链路 GDSII 实证（走法一，零 gdsfactory）</w:t>
+      </w:r>
+    </w:p>
+    <w:p>
+      <w:pPr>
+        <w:spacing w:after="120" w:line="300"/>
+        <w:jc w:val="left"/>
+      </w:pPr>
+      <w:r>
+        <w:rPr>
+          <w:sz w:val="21"/>
+          <w:szCs w:val="21"/>
+        </w:rPr>
+        <w:t xml:space="preserve">除了 AI 自写的求解核，LDA 的“设计 → 版图 → 签核”主权全链路也已实证落地。我们不使用 gdsfactory，而是用自研的 LinkModel（链路建模）→ placement（器件放置）→ routes（布线）→ chip_layout_export（GDSII 导出）主权链，直接产出真实 GDSII，并经主权子集 DRC（设计规则检查）与 LVS（版图-原理图一致性）双闸签核。</w:t>
+      </w:r>
+    </w:p>
+    <w:tbl>
+      <w:tblPr>
+        <w:tblW w:type="dxa" w:w="9100"/>
+        <w:tblBorders>
+          <w:top w:val="single" w:color="auto" w:sz="4"/>
+          <w:left w:val="single" w:color="auto" w:sz="4"/>
+          <w:bottom w:val="single" w:color="auto" w:sz="4"/>
+          <w:right w:val="single" w:color="auto" w:sz="4"/>
+          <w:insideH w:val="single" w:color="auto" w:sz="4"/>
+          <w:insideV w:val="single" w:color="auto" w:sz="4"/>
+        </w:tblBorders>
+      </w:tblPr>
+      <w:tblGrid>
+        <w:gridCol w:w="800"/>
+        <w:gridCol w:w="3900"/>
+        <w:gridCol w:w="1000"/>
+        <w:gridCol w:w="1300"/>
+        <w:gridCol w:w="1000"/>
+        <w:gridCol w:w="1100"/>
+      </w:tblGrid>
+      <w:tr>
+        <w:trPr>
+          <w:tblHeader/>
+        </w:trPr>
+        <w:tc>
+          <w:tcPr>
+            <w:tcW w:type="dxa" w:w="800"/>
+            <w:tcBorders>
+              <w:top w:val="single" w:color="BFBFBF" w:sz="1"/>
+              <w:left w:val="single" w:color="BFBFBF" w:sz="1"/>
+              <w:bottom w:val="single" w:color="BFBFBF" w:sz="1"/>
+              <w:right w:val="single" w:color="BFBFBF" w:sz="1"/>
+            </w:tcBorders>
+            <w:shd w:fill="D9E2F3" w:val="clear"/>
+            <w:tcMar>
+              <w:top w:type="dxa" w:w="70"/>
+              <w:left w:type="dxa" w:w="120"/>
+              <w:bottom w:type="dxa" w:w="70"/>
+              <w:right w:type="dxa" w:w="120"/>
+            </w:tcMar>
+            <w:vAlign w:val="center"/>
+          </w:tcPr>
+          <w:p>
+            <w:pPr>
+              <w:spacing w:line="260"/>
+              <w:jc w:val="left"/>
+            </w:pPr>
+            <w:r>
+              <w:rPr>
+                <w:b/>
+                <w:bCs/>
+                <w:color w:val="1F4E79"/>
+                <w:sz w:val="20"/>
+                <w:szCs w:val="20"/>
+              </w:rPr>
+              <w:t xml:space="preserve">电路</w:t>
+            </w:r>
+          </w:p>
+        </w:tc>
+        <w:tc>
+          <w:tcPr>
+            <w:tcW w:type="dxa" w:w="3900"/>
+            <w:tcBorders>
+              <w:top w:val="single" w:color="BFBFBF" w:sz="1"/>
+              <w:left w:val="single" w:color="BFBFBF" w:sz="1"/>
+              <w:bottom w:val="single" w:color="BFBFBF" w:sz="1"/>
+              <w:right w:val="single" w:color="BFBFBF" w:sz="1"/>
+            </w:tcBorders>
+            <w:shd w:fill="D9E2F3" w:val="clear"/>
+            <w:tcMar>
+              <w:top w:type="dxa" w:w="70"/>
+              <w:left w:type="dxa" w:w="120"/>
+              <w:bottom w:type="dxa" w:w="70"/>
+              <w:right w:type="dxa" w:w="120"/>
+            </w:tcMar>
+            <w:vAlign w:val="center"/>
+          </w:tcPr>
+          <w:p>
+            <w:pPr>
+              <w:spacing w:line="260"/>
+              <w:jc w:val="left"/>
+            </w:pPr>
+            <w:r>
+              <w:rPr>
+                <w:b/>
+                <w:bCs/>
+                <w:color w:val="1F4E79"/>
+                <w:sz w:val="20"/>
+                <w:szCs w:val="20"/>
+              </w:rPr>
+              <w:t xml:space="preserve">拓扑</w:t>
+            </w:r>
+          </w:p>
+        </w:tc>
+        <w:tc>
+          <w:tcPr>
+            <w:tcW w:type="dxa" w:w="1000"/>
+            <w:tcBorders>
+              <w:top w:val="single" w:color="BFBFBF" w:sz="1"/>
+              <w:left w:val="single" w:color="BFBFBF" w:sz="1"/>
+              <w:bottom w:val="single" w:color="BFBFBF" w:sz="1"/>
+              <w:right w:val="single" w:color="BFBFBF" w:sz="1"/>
+            </w:tcBorders>
+            <w:shd w:fill="D9E2F3" w:val="clear"/>
+            <w:tcMar>
+              <w:top w:type="dxa" w:w="70"/>
+              <w:left w:type="dxa" w:w="120"/>
+              <w:bottom w:type="dxa" w:w="70"/>
+              <w:right w:type="dxa" w:w="120"/>
+            </w:tcMar>
+            <w:vAlign w:val="center"/>
+          </w:tcPr>
+          <w:p>
+            <w:pPr>
+              <w:spacing w:line="260"/>
+              <w:jc w:val="left"/>
+            </w:pPr>
+            <w:r>
+              <w:rPr>
+                <w:b/>
+                <w:bCs/>
+                <w:color w:val="1F4E79"/>
+                <w:sz w:val="20"/>
+                <w:szCs w:val="20"/>
+              </w:rPr>
+              <w:t xml:space="preserve">组件数</w:t>
+            </w:r>
+          </w:p>
+        </w:tc>
+        <w:tc>
+          <w:tcPr>
+            <w:tcW w:type="dxa" w:w="1300"/>
+            <w:tcBorders>
+              <w:top w:val="single" w:color="BFBFBF" w:sz="1"/>
+              <w:left w:val="single" w:color="BFBFBF" w:sz="1"/>
+              <w:bottom w:val="single" w:color="BFBFBF" w:sz="1"/>
+              <w:right w:val="single" w:color="BFBFBF" w:sz="1"/>
+            </w:tcBorders>
+            <w:shd w:fill="D9E2F3" w:val="clear"/>
+            <w:tcMar>
+              <w:top w:type="dxa" w:w="70"/>
+              <w:left w:type="dxa" w:w="120"/>
+              <w:bottom w:type="dxa" w:w="70"/>
+              <w:right w:type="dxa" w:w="120"/>
+            </w:tcMar>
+            <w:vAlign w:val="center"/>
+          </w:tcPr>
+          <w:p>
+            <w:pPr>
+              <w:spacing w:line="260"/>
+              <w:jc w:val="left"/>
+            </w:pPr>
+            <w:r>
+              <w:rPr>
+                <w:b/>
+                <w:bCs/>
+                <w:color w:val="1F4E79"/>
+                <w:sz w:val="20"/>
+                <w:szCs w:val="20"/>
+              </w:rPr>
+              <w:t xml:space="preserve">GDS 大小</w:t>
+            </w:r>
+          </w:p>
+        </w:tc>
+        <w:tc>
+          <w:tcPr>
+            <w:tcW w:type="dxa" w:w="1000"/>
+            <w:tcBorders>
+              <w:top w:val="single" w:color="BFBFBF" w:sz="1"/>
+              <w:left w:val="single" w:color="BFBFBF" w:sz="1"/>
+              <w:bottom w:val="single" w:color="BFBFBF" w:sz="1"/>
+              <w:right w:val="single" w:color="BFBFBF" w:sz="1"/>
+            </w:tcBorders>
+            <w:shd w:fill="D9E2F3" w:val="clear"/>
+            <w:tcMar>
+              <w:top w:type="dxa" w:w="70"/>
+              <w:left w:type="dxa" w:w="120"/>
+              <w:bottom w:type="dxa" w:w="70"/>
+              <w:right w:type="dxa" w:w="120"/>
+            </w:tcMar>
+            <w:vAlign w:val="center"/>
+          </w:tcPr>
+          <w:p>
+            <w:pPr>
+              <w:spacing w:line="260"/>
+              <w:jc w:val="left"/>
+            </w:pPr>
+            <w:r>
+              <w:rPr>
+                <w:b/>
+                <w:bCs/>
+                <w:color w:val="1F4E79"/>
+                <w:sz w:val="20"/>
+                <w:szCs w:val="20"/>
+              </w:rPr>
+              <w:t xml:space="preserve">主权 DRC</w:t>
+            </w:r>
+          </w:p>
+        </w:tc>
+        <w:tc>
+          <w:tcPr>
+            <w:tcW w:type="dxa" w:w="1100"/>
+            <w:tcBorders>
+              <w:top w:val="single" w:color="BFBFBF" w:sz="1"/>
+              <w:left w:val="single" w:color="BFBFBF" w:sz="1"/>
+              <w:bottom w:val="single" w:color="BFBFBF" w:sz="1"/>
+              <w:right w:val="single" w:color="BFBFBF" w:sz="1"/>
+            </w:tcBorders>
+            <w:shd w:fill="D9E2F3" w:val="clear"/>
+            <w:tcMar>
+              <w:top w:type="dxa" w:w="70"/>
+              <w:left w:type="dxa" w:w="120"/>
+              <w:bottom w:type="dxa" w:w="70"/>
+              <w:right w:type="dxa" w:w="120"/>
+            </w:tcMar>
+            <w:vAlign w:val="center"/>
+          </w:tcPr>
+          <w:p>
+            <w:pPr>
+              <w:spacing w:line="260"/>
+              <w:jc w:val="left"/>
+            </w:pPr>
+            <w:r>
+              <w:rPr>
+                <w:b/>
+                <w:bCs/>
+                <w:color w:val="1F4E79"/>
+                <w:sz w:val="20"/>
+                <w:szCs w:val="20"/>
+              </w:rPr>
+              <w:t xml:space="preserve">LVS 签核</w:t>
+            </w:r>
+          </w:p>
+        </w:tc>
+      </w:tr>
+      <w:tr>
+        <w:tc>
+          <w:tcPr>
+            <w:tcW w:type="dxa" w:w="800"/>
+            <w:tcBorders>
+              <w:top w:val="single" w:color="BFBFBF" w:sz="1"/>
+              <w:left w:val="single" w:color="BFBFBF" w:sz="1"/>
+              <w:bottom w:val="single" w:color="BFBFBF" w:sz="1"/>
+              <w:right w:val="single" w:color="BFBFBF" w:sz="1"/>
+            </w:tcBorders>
+            <w:tcMar>
+              <w:top w:type="dxa" w:w="70"/>
+              <w:left w:type="dxa" w:w="120"/>
+              <w:bottom w:type="dxa" w:w="70"/>
+              <w:right w:type="dxa" w:w="120"/>
+            </w:tcMar>
+            <w:vAlign w:val="center"/>
+          </w:tcPr>
+          <w:p>
+            <w:pPr>
+              <w:spacing w:line="260"/>
+              <w:jc w:val="left"/>
+            </w:pPr>
+            <w:r>
+              <w:rPr>
+                <w:b w:val="false"/>
+                <w:bCs w:val="false"/>
+                <w:color w:val="000000"/>
+                <w:sz w:val="20"/>
+                <w:szCs w:val="20"/>
+              </w:rPr>
+              <w:t xml:space="preserve">C1</w:t>
+            </w:r>
+          </w:p>
+        </w:tc>
+        <w:tc>
+          <w:tcPr>
+            <w:tcW w:type="dxa" w:w="3900"/>
+            <w:tcBorders>
+              <w:top w:val="single" w:color="BFBFBF" w:sz="1"/>
+              <w:left w:val="single" w:color="BFBFBF" w:sz="1"/>
+              <w:bottom w:val="single" w:color="BFBFBF" w:sz="1"/>
+              <w:right w:val="single" w:color="BFBFBF" w:sz="1"/>
+            </w:tcBorders>
+            <w:tcMar>
+              <w:top w:type="dxa" w:w="70"/>
+              <w:left w:type="dxa" w:w="120"/>
+              <w:bottom w:type="dxa" w:w="70"/>
+              <w:right w:type="dxa" w:w="120"/>
+            </w:tcMar>
+            <w:vAlign w:val="center"/>
+          </w:tcPr>
+          <w:p>
+            <w:pPr>
+              <w:spacing w:line="260"/>
+              <w:jc w:val="left"/>
+            </w:pPr>
+            <w:r>
+              <w:rPr>
+                <w:b w:val="false"/>
+                <w:bCs w:val="false"/>
+                <w:color w:val="000000"/>
+                <w:sz w:val="20"/>
+                <w:szCs w:val="20"/>
+              </w:rPr>
+              <w:t xml:space="preserve">2×2 方向耦合器分束器</w:t>
+            </w:r>
+          </w:p>
+        </w:tc>
+        <w:tc>
+          <w:tcPr>
+            <w:tcW w:type="dxa" w:w="1000"/>
+            <w:tcBorders>
+              <w:top w:val="single" w:color="BFBFBF" w:sz="1"/>
+              <w:left w:val="single" w:color="BFBFBF" w:sz="1"/>
+              <w:bottom w:val="single" w:color="BFBFBF" w:sz="1"/>
+              <w:right w:val="single" w:color="BFBFBF" w:sz="1"/>
+            </w:tcBorders>
+            <w:tcMar>
+              <w:top w:type="dxa" w:w="70"/>
+              <w:left w:type="dxa" w:w="120"/>
+              <w:bottom w:type="dxa" w:w="70"/>
+              <w:right w:type="dxa" w:w="120"/>
+            </w:tcMar>
+            <w:vAlign w:val="center"/>
+          </w:tcPr>
+          <w:p>
+            <w:pPr>
+              <w:spacing w:line="260"/>
+              <w:jc w:val="left"/>
+            </w:pPr>
+            <w:r>
+              <w:rPr>
+                <w:b w:val="false"/>
+                <w:bCs w:val="false"/>
+                <w:color w:val="000000"/>
+                <w:sz w:val="20"/>
+                <w:szCs w:val="20"/>
+              </w:rPr>
+              <w:t xml:space="preserve">4</w:t>
+            </w:r>
+          </w:p>
+        </w:tc>
+        <w:tc>
+          <w:tcPr>
+            <w:tcW w:type="dxa" w:w="1300"/>
+            <w:tcBorders>
+              <w:top w:val="single" w:color="BFBFBF" w:sz="1"/>
+              <w:left w:val="single" w:color="BFBFBF" w:sz="1"/>
+              <w:bottom w:val="single" w:color="BFBFBF" w:sz="1"/>
+              <w:right w:val="single" w:color="BFBFBF" w:sz="1"/>
+            </w:tcBorders>
+            <w:tcMar>
+              <w:top w:type="dxa" w:w="70"/>
+              <w:left w:type="dxa" w:w="120"/>
+              <w:bottom w:type="dxa" w:w="70"/>
+              <w:right w:type="dxa" w:w="120"/>
+            </w:tcMar>
+            <w:vAlign w:val="center"/>
+          </w:tcPr>
+          <w:p>
+            <w:pPr>
+              <w:spacing w:line="260"/>
+              <w:jc w:val="left"/>
+            </w:pPr>
+            <w:r>
+              <w:rPr>
+                <w:b w:val="false"/>
+                <w:bCs w:val="false"/>
+                <w:color w:val="000000"/>
+                <w:sz w:val="20"/>
+                <w:szCs w:val="20"/>
+              </w:rPr>
+              <w:t xml:space="preserve">3.6 KB</w:t>
+            </w:r>
+          </w:p>
+        </w:tc>
+        <w:tc>
+          <w:tcPr>
+            <w:tcW w:type="dxa" w:w="1000"/>
+            <w:tcBorders>
+              <w:top w:val="single" w:color="BFBFBF" w:sz="1"/>
+              <w:left w:val="single" w:color="BFBFBF" w:sz="1"/>
+              <w:bottom w:val="single" w:color="BFBFBF" w:sz="1"/>
+              <w:right w:val="single" w:color="BFBFBF" w:sz="1"/>
+            </w:tcBorders>
+            <w:tcMar>
+              <w:top w:type="dxa" w:w="70"/>
+              <w:left w:type="dxa" w:w="120"/>
+              <w:bottom w:type="dxa" w:w="70"/>
+              <w:right w:type="dxa" w:w="120"/>
+            </w:tcMar>
+            <w:vAlign w:val="center"/>
+          </w:tcPr>
+          <w:p>
+            <w:pPr>
+              <w:spacing w:line="260"/>
+              <w:jc w:val="left"/>
+            </w:pPr>
+            <w:r>
+              <w:rPr>
+                <w:b w:val="false"/>
+                <w:bCs w:val="false"/>
+                <w:color w:val="000000"/>
+                <w:sz w:val="20"/>
+                <w:szCs w:val="20"/>
+              </w:rPr>
+              <w:t xml:space="preserve">PASS</w:t>
+            </w:r>
+          </w:p>
+        </w:tc>
+        <w:tc>
+          <w:tcPr>
+            <w:tcW w:type="dxa" w:w="1100"/>
+            <w:tcBorders>
+              <w:top w:val="single" w:color="BFBFBF" w:sz="1"/>
+              <w:left w:val="single" w:color="BFBFBF" w:sz="1"/>
+              <w:bottom w:val="single" w:color="BFBFBF" w:sz="1"/>
+              <w:right w:val="single" w:color="BFBFBF" w:sz="1"/>
+            </w:tcBorders>
+            <w:tcMar>
+              <w:top w:type="dxa" w:w="70"/>
+              <w:left w:type="dxa" w:w="120"/>
+              <w:bottom w:type="dxa" w:w="70"/>
+              <w:right w:type="dxa" w:w="120"/>
+            </w:tcMar>
+            <w:vAlign w:val="center"/>
+          </w:tcPr>
+          <w:p>
+            <w:pPr>
+              <w:spacing w:line="260"/>
+              <w:jc w:val="left"/>
+            </w:pPr>
+            <w:r>
+              <w:rPr>
+                <w:b w:val="false"/>
+                <w:bCs w:val="false"/>
+                <w:color w:val="000000"/>
+                <w:sz w:val="20"/>
+                <w:szCs w:val="20"/>
+              </w:rPr>
+              <w:t xml:space="preserve">ACCEPT</w:t>
+            </w:r>
+          </w:p>
+        </w:tc>
+      </w:tr>
+      <w:tr>
+        <w:tc>
+          <w:tcPr>
+            <w:tcW w:type="dxa" w:w="800"/>
+            <w:tcBorders>
+              <w:top w:val="single" w:color="BFBFBF" w:sz="1"/>
+              <w:left w:val="single" w:color="BFBFBF" w:sz="1"/>
+              <w:bottom w:val="single" w:color="BFBFBF" w:sz="1"/>
+              <w:right w:val="single" w:color="BFBFBF" w:sz="1"/>
+            </w:tcBorders>
+            <w:shd w:fill="F2F2F2" w:val="clear"/>
+            <w:tcMar>
+              <w:top w:type="dxa" w:w="70"/>
+              <w:left w:type="dxa" w:w="120"/>
+              <w:bottom w:type="dxa" w:w="70"/>
+              <w:right w:type="dxa" w:w="120"/>
+            </w:tcMar>
+            <w:vAlign w:val="center"/>
+          </w:tcPr>
+          <w:p>
+            <w:pPr>
+              <w:spacing w:line="260"/>
+              <w:jc w:val="left"/>
+            </w:pPr>
+            <w:r>
+              <w:rPr>
+                <w:b w:val="false"/>
+                <w:bCs w:val="false"/>
+                <w:color w:val="000000"/>
+                <w:sz w:val="20"/>
+                <w:szCs w:val="20"/>
+              </w:rPr>
+              <w:t xml:space="preserve">C2</w:t>
+            </w:r>
+          </w:p>
+        </w:tc>
+        <w:tc>
+          <w:tcPr>
+            <w:tcW w:type="dxa" w:w="3900"/>
+            <w:tcBorders>
+              <w:top w:val="single" w:color="BFBFBF" w:sz="1"/>
+              <w:left w:val="single" w:color="BFBFBF" w:sz="1"/>
+              <w:bottom w:val="single" w:color="BFBFBF" w:sz="1"/>
+              <w:right w:val="single" w:color="BFBFBF" w:sz="1"/>
+            </w:tcBorders>
+            <w:shd w:fill="F2F2F2" w:val="clear"/>
+            <w:tcMar>
+              <w:top w:type="dxa" w:w="70"/>
+              <w:left w:type="dxa" w:w="120"/>
+              <w:bottom w:type="dxa" w:w="70"/>
+              <w:right w:type="dxa" w:w="120"/>
+            </w:tcMar>
+            <w:vAlign w:val="center"/>
+          </w:tcPr>
+          <w:p>
+            <w:pPr>
+              <w:spacing w:line="260"/>
+              <w:jc w:val="left"/>
+            </w:pPr>
+            <w:r>
+              <w:rPr>
+                <w:b w:val="false"/>
+                <w:bCs w:val="false"/>
+                <w:color w:val="000000"/>
+                <w:sz w:val="20"/>
+                <w:szCs w:val="20"/>
+              </w:rPr>
+              <w:t xml:space="preserve">环形谐振器 add-drop</w:t>
+            </w:r>
+          </w:p>
+        </w:tc>
+        <w:tc>
+          <w:tcPr>
+            <w:tcW w:type="dxa" w:w="1000"/>
+            <w:tcBorders>
+              <w:top w:val="single" w:color="BFBFBF" w:sz="1"/>
+              <w:left w:val="single" w:color="BFBFBF" w:sz="1"/>
+              <w:bottom w:val="single" w:color="BFBFBF" w:sz="1"/>
+              <w:right w:val="single" w:color="BFBFBF" w:sz="1"/>
+            </w:tcBorders>
+            <w:shd w:fill="F2F2F2" w:val="clear"/>
+            <w:tcMar>
+              <w:top w:type="dxa" w:w="70"/>
+              <w:left w:type="dxa" w:w="120"/>
+              <w:bottom w:type="dxa" w:w="70"/>
+              <w:right w:type="dxa" w:w="120"/>
+            </w:tcMar>
+            <w:vAlign w:val="center"/>
+          </w:tcPr>
+          <w:p>
+            <w:pPr>
+              <w:spacing w:line="260"/>
+              <w:jc w:val="left"/>
+            </w:pPr>
+            <w:r>
+              <w:rPr>
+                <w:b w:val="false"/>
+                <w:bCs w:val="false"/>
+                <w:color w:val="000000"/>
+                <w:sz w:val="20"/>
+                <w:szCs w:val="20"/>
+              </w:rPr>
+              <w:t xml:space="preserve">4</w:t>
+            </w:r>
+          </w:p>
+        </w:tc>
+        <w:tc>
+          <w:tcPr>
+            <w:tcW w:type="dxa" w:w="1300"/>
+            <w:tcBorders>
+              <w:top w:val="single" w:color="BFBFBF" w:sz="1"/>
+              <w:left w:val="single" w:color="BFBFBF" w:sz="1"/>
+              <w:bottom w:val="single" w:color="BFBFBF" w:sz="1"/>
+              <w:right w:val="single" w:color="BFBFBF" w:sz="1"/>
+            </w:tcBorders>
+            <w:shd w:fill="F2F2F2" w:val="clear"/>
+            <w:tcMar>
+              <w:top w:type="dxa" w:w="70"/>
+              <w:left w:type="dxa" w:w="120"/>
+              <w:bottom w:type="dxa" w:w="70"/>
+              <w:right w:type="dxa" w:w="120"/>
+            </w:tcMar>
+            <w:vAlign w:val="center"/>
+          </w:tcPr>
+          <w:p>
+            <w:pPr>
+              <w:spacing w:line="260"/>
+              <w:jc w:val="left"/>
+            </w:pPr>
+            <w:r>
+              <w:rPr>
+                <w:b w:val="false"/>
+                <w:bCs w:val="false"/>
+                <w:color w:val="000000"/>
+                <w:sz w:val="20"/>
+                <w:szCs w:val="20"/>
+              </w:rPr>
+              <w:t xml:space="preserve">4.2 KB</w:t>
+            </w:r>
+          </w:p>
+        </w:tc>
+        <w:tc>
+          <w:tcPr>
+            <w:tcW w:type="dxa" w:w="1000"/>
+            <w:tcBorders>
+              <w:top w:val="single" w:color="BFBFBF" w:sz="1"/>
+              <w:left w:val="single" w:color="BFBFBF" w:sz="1"/>
+              <w:bottom w:val="single" w:color="BFBFBF" w:sz="1"/>
+              <w:right w:val="single" w:color="BFBFBF" w:sz="1"/>
+            </w:tcBorders>
+            <w:shd w:fill="F2F2F2" w:val="clear"/>
+            <w:tcMar>
+              <w:top w:type="dxa" w:w="70"/>
+              <w:left w:type="dxa" w:w="120"/>
+              <w:bottom w:type="dxa" w:w="70"/>
+              <w:right w:type="dxa" w:w="120"/>
+            </w:tcMar>
+            <w:vAlign w:val="center"/>
+          </w:tcPr>
+          <w:p>
+            <w:pPr>
+              <w:spacing w:line="260"/>
+              <w:jc w:val="left"/>
+            </w:pPr>
+            <w:r>
+              <w:rPr>
+                <w:b w:val="false"/>
+                <w:bCs w:val="false"/>
+                <w:color w:val="000000"/>
+                <w:sz w:val="20"/>
+                <w:szCs w:val="20"/>
+              </w:rPr>
+              <w:t xml:space="preserve">PASS</w:t>
+            </w:r>
+          </w:p>
+        </w:tc>
+        <w:tc>
+          <w:tcPr>
+            <w:tcW w:type="dxa" w:w="1100"/>
+            <w:tcBorders>
+              <w:top w:val="single" w:color="BFBFBF" w:sz="1"/>
+              <w:left w:val="single" w:color="BFBFBF" w:sz="1"/>
+              <w:bottom w:val="single" w:color="BFBFBF" w:sz="1"/>
+              <w:right w:val="single" w:color="BFBFBF" w:sz="1"/>
+            </w:tcBorders>
+            <w:shd w:fill="F2F2F2" w:val="clear"/>
+            <w:tcMar>
+              <w:top w:type="dxa" w:w="70"/>
+              <w:left w:type="dxa" w:w="120"/>
+              <w:bottom w:type="dxa" w:w="70"/>
+              <w:right w:type="dxa" w:w="120"/>
+            </w:tcMar>
+            <w:vAlign w:val="center"/>
+          </w:tcPr>
+          <w:p>
+            <w:pPr>
+              <w:spacing w:line="260"/>
+              <w:jc w:val="left"/>
+            </w:pPr>
+            <w:r>
+              <w:rPr>
+                <w:b w:val="false"/>
+                <w:bCs w:val="false"/>
+                <w:color w:val="000000"/>
+                <w:sz w:val="20"/>
+                <w:szCs w:val="20"/>
+              </w:rPr>
+              <w:t xml:space="preserve">ACCEPT</w:t>
+            </w:r>
+          </w:p>
+        </w:tc>
+      </w:tr>
+      <w:tr>
+        <w:tc>
+          <w:tcPr>
+            <w:tcW w:type="dxa" w:w="800"/>
+            <w:tcBorders>
+              <w:top w:val="single" w:color="BFBFBF" w:sz="1"/>
+              <w:left w:val="single" w:color="BFBFBF" w:sz="1"/>
+              <w:bottom w:val="single" w:color="BFBFBF" w:sz="1"/>
+              <w:right w:val="single" w:color="BFBFBF" w:sz="1"/>
+            </w:tcBorders>
+            <w:tcMar>
+              <w:top w:type="dxa" w:w="70"/>
+              <w:left w:type="dxa" w:w="120"/>
+              <w:bottom w:type="dxa" w:w="70"/>
+              <w:right w:type="dxa" w:w="120"/>
+            </w:tcMar>
+            <w:vAlign w:val="center"/>
+          </w:tcPr>
+          <w:p>
+            <w:pPr>
+              <w:spacing w:line="260"/>
+              <w:jc w:val="left"/>
+            </w:pPr>
+            <w:r>
+              <w:rPr>
+                <w:b w:val="false"/>
+                <w:bCs w:val="false"/>
+                <w:color w:val="000000"/>
+                <w:sz w:val="20"/>
+                <w:szCs w:val="20"/>
+              </w:rPr>
+              <w:t xml:space="preserve">C3</w:t>
+            </w:r>
+          </w:p>
+        </w:tc>
+        <w:tc>
+          <w:tcPr>
+            <w:tcW w:type="dxa" w:w="3900"/>
+            <w:tcBorders>
+              <w:top w:val="single" w:color="BFBFBF" w:sz="1"/>
+              <w:left w:val="single" w:color="BFBFBF" w:sz="1"/>
+              <w:bottom w:val="single" w:color="BFBFBF" w:sz="1"/>
+              <w:right w:val="single" w:color="BFBFBF" w:sz="1"/>
+            </w:tcBorders>
+            <w:tcMar>
+              <w:top w:type="dxa" w:w="70"/>
+              <w:left w:type="dxa" w:w="120"/>
+              <w:bottom w:type="dxa" w:w="70"/>
+              <w:right w:type="dxa" w:w="120"/>
+            </w:tcMar>
+            <w:vAlign w:val="center"/>
+          </w:tcPr>
+          <w:p>
+            <w:pPr>
+              <w:spacing w:line="260"/>
+              <w:jc w:val="left"/>
+            </w:pPr>
+            <w:r>
+              <w:rPr>
+                <w:b w:val="false"/>
+                <w:bCs w:val="false"/>
+                <w:color w:val="000000"/>
+                <w:sz w:val="20"/>
+                <w:szCs w:val="20"/>
+              </w:rPr>
+              <w:t xml:space="preserve">方向耦合器 + 环形谐振器</w:t>
+            </w:r>
+          </w:p>
+        </w:tc>
+        <w:tc>
+          <w:tcPr>
+            <w:tcW w:type="dxa" w:w="1000"/>
+            <w:tcBorders>
+              <w:top w:val="single" w:color="BFBFBF" w:sz="1"/>
+              <w:left w:val="single" w:color="BFBFBF" w:sz="1"/>
+              <w:bottom w:val="single" w:color="BFBFBF" w:sz="1"/>
+              <w:right w:val="single" w:color="BFBFBF" w:sz="1"/>
+            </w:tcBorders>
+            <w:tcMar>
+              <w:top w:type="dxa" w:w="70"/>
+              <w:left w:type="dxa" w:w="120"/>
+              <w:bottom w:type="dxa" w:w="70"/>
+              <w:right w:type="dxa" w:w="120"/>
+            </w:tcMar>
+            <w:vAlign w:val="center"/>
+          </w:tcPr>
+          <w:p>
+            <w:pPr>
+              <w:spacing w:line="260"/>
+              <w:jc w:val="left"/>
+            </w:pPr>
+            <w:r>
+              <w:rPr>
+                <w:b w:val="false"/>
+                <w:bCs w:val="false"/>
+                <w:color w:val="000000"/>
+                <w:sz w:val="20"/>
+                <w:szCs w:val="20"/>
+              </w:rPr>
+              <w:t xml:space="preserve">6</w:t>
+            </w:r>
+          </w:p>
+        </w:tc>
+        <w:tc>
+          <w:tcPr>
+            <w:tcW w:type="dxa" w:w="1300"/>
+            <w:tcBorders>
+              <w:top w:val="single" w:color="BFBFBF" w:sz="1"/>
+              <w:left w:val="single" w:color="BFBFBF" w:sz="1"/>
+              <w:bottom w:val="single" w:color="BFBFBF" w:sz="1"/>
+              <w:right w:val="single" w:color="BFBFBF" w:sz="1"/>
+            </w:tcBorders>
+            <w:tcMar>
+              <w:top w:type="dxa" w:w="70"/>
+              <w:left w:type="dxa" w:w="120"/>
+              <w:bottom w:type="dxa" w:w="70"/>
+              <w:right w:type="dxa" w:w="120"/>
+            </w:tcMar>
+            <w:vAlign w:val="center"/>
+          </w:tcPr>
+          <w:p>
+            <w:pPr>
+              <w:spacing w:line="260"/>
+              <w:jc w:val="left"/>
+            </w:pPr>
+            <w:r>
+              <w:rPr>
+                <w:b w:val="false"/>
+                <w:bCs w:val="false"/>
+                <w:color w:val="000000"/>
+                <w:sz w:val="20"/>
+                <w:szCs w:val="20"/>
+              </w:rPr>
+              <w:t xml:space="preserve">5.5 KB</w:t>
+            </w:r>
+          </w:p>
+        </w:tc>
+        <w:tc>
+          <w:tcPr>
+            <w:tcW w:type="dxa" w:w="1000"/>
+            <w:tcBorders>
+              <w:top w:val="single" w:color="BFBFBF" w:sz="1"/>
+              <w:left w:val="single" w:color="BFBFBF" w:sz="1"/>
+              <w:bottom w:val="single" w:color="BFBFBF" w:sz="1"/>
+              <w:right w:val="single" w:color="BFBFBF" w:sz="1"/>
+            </w:tcBorders>
+            <w:tcMar>
+              <w:top w:type="dxa" w:w="70"/>
+              <w:left w:type="dxa" w:w="120"/>
+              <w:bottom w:type="dxa" w:w="70"/>
+              <w:right w:type="dxa" w:w="120"/>
+            </w:tcMar>
+            <w:vAlign w:val="center"/>
+          </w:tcPr>
+          <w:p>
+            <w:pPr>
+              <w:spacing w:line="260"/>
+              <w:jc w:val="left"/>
+            </w:pPr>
+            <w:r>
+              <w:rPr>
+                <w:b w:val="false"/>
+                <w:bCs w:val="false"/>
+                <w:color w:val="000000"/>
+                <w:sz w:val="20"/>
+                <w:szCs w:val="20"/>
+              </w:rPr>
+              <w:t xml:space="preserve">PASS</w:t>
+            </w:r>
+          </w:p>
+        </w:tc>
+        <w:tc>
+          <w:tcPr>
+            <w:tcW w:type="dxa" w:w="1100"/>
+            <w:tcBorders>
+              <w:top w:val="single" w:color="BFBFBF" w:sz="1"/>
+              <w:left w:val="single" w:color="BFBFBF" w:sz="1"/>
+              <w:bottom w:val="single" w:color="BFBFBF" w:sz="1"/>
+              <w:right w:val="single" w:color="BFBFBF" w:sz="1"/>
+            </w:tcBorders>
+            <w:tcMar>
+              <w:top w:type="dxa" w:w="70"/>
+              <w:left w:type="dxa" w:w="120"/>
+              <w:bottom w:type="dxa" w:w="70"/>
+              <w:right w:type="dxa" w:w="120"/>
+            </w:tcMar>
+            <w:vAlign w:val="center"/>
+          </w:tcPr>
+          <w:p>
+            <w:pPr>
+              <w:spacing w:line="260"/>
+              <w:jc w:val="left"/>
+            </w:pPr>
+            <w:r>
+              <w:rPr>
+                <w:b w:val="false"/>
+                <w:bCs w:val="false"/>
+                <w:color w:val="000000"/>
+                <w:sz w:val="20"/>
+                <w:szCs w:val="20"/>
+              </w:rPr>
+              <w:t xml:space="preserve">ACCEPT</w:t>
+            </w:r>
+          </w:p>
+        </w:tc>
+      </w:tr>
+      <w:tr>
+        <w:tc>
+          <w:tcPr>
+            <w:tcW w:type="dxa" w:w="800"/>
+            <w:tcBorders>
+              <w:top w:val="single" w:color="BFBFBF" w:sz="1"/>
+              <w:left w:val="single" w:color="BFBFBF" w:sz="1"/>
+              <w:bottom w:val="single" w:color="BFBFBF" w:sz="1"/>
+              <w:right w:val="single" w:color="BFBFBF" w:sz="1"/>
+            </w:tcBorders>
+            <w:shd w:fill="F2F2F2" w:val="clear"/>
+            <w:tcMar>
+              <w:top w:type="dxa" w:w="70"/>
+              <w:left w:type="dxa" w:w="120"/>
+              <w:bottom w:type="dxa" w:w="70"/>
+              <w:right w:type="dxa" w:w="120"/>
+            </w:tcMar>
+            <w:vAlign w:val="center"/>
+          </w:tcPr>
+          <w:p>
+            <w:pPr>
+              <w:spacing w:line="260"/>
+              <w:jc w:val="left"/>
+            </w:pPr>
+            <w:r>
+              <w:rPr>
+                <w:b w:val="false"/>
+                <w:bCs w:val="false"/>
+                <w:color w:val="000000"/>
+                <w:sz w:val="20"/>
+                <w:szCs w:val="20"/>
+              </w:rPr>
+              <w:t xml:space="preserve">C4</w:t>
+            </w:r>
+          </w:p>
+        </w:tc>
+        <w:tc>
+          <w:tcPr>
+            <w:tcW w:type="dxa" w:w="3900"/>
+            <w:tcBorders>
+              <w:top w:val="single" w:color="BFBFBF" w:sz="1"/>
+              <w:left w:val="single" w:color="BFBFBF" w:sz="1"/>
+              <w:bottom w:val="single" w:color="BFBFBF" w:sz="1"/>
+              <w:right w:val="single" w:color="BFBFBF" w:sz="1"/>
+            </w:tcBorders>
+            <w:shd w:fill="F2F2F2" w:val="clear"/>
+            <w:tcMar>
+              <w:top w:type="dxa" w:w="70"/>
+              <w:left w:type="dxa" w:w="120"/>
+              <w:bottom w:type="dxa" w:w="70"/>
+              <w:right w:type="dxa" w:w="120"/>
+            </w:tcMar>
+            <w:vAlign w:val="center"/>
+          </w:tcPr>
+          <w:p>
+            <w:pPr>
+              <w:spacing w:line="260"/>
+              <w:jc w:val="left"/>
+            </w:pPr>
+            <w:r>
+              <w:rPr>
+                <w:b w:val="false"/>
+                <w:bCs w:val="false"/>
+                <w:color w:val="000000"/>
+                <w:sz w:val="20"/>
+                <w:szCs w:val="20"/>
+              </w:rPr>
+              <w:t xml:space="preserve">MMI 1×2 多模干涉分束器</w:t>
+            </w:r>
+          </w:p>
+        </w:tc>
+        <w:tc>
+          <w:tcPr>
+            <w:tcW w:type="dxa" w:w="1000"/>
+            <w:tcBorders>
+              <w:top w:val="single" w:color="BFBFBF" w:sz="1"/>
+              <w:left w:val="single" w:color="BFBFBF" w:sz="1"/>
+              <w:bottom w:val="single" w:color="BFBFBF" w:sz="1"/>
+              <w:right w:val="single" w:color="BFBFBF" w:sz="1"/>
+            </w:tcBorders>
+            <w:shd w:fill="F2F2F2" w:val="clear"/>
+            <w:tcMar>
+              <w:top w:type="dxa" w:w="70"/>
+              <w:left w:type="dxa" w:w="120"/>
+              <w:bottom w:type="dxa" w:w="70"/>
+              <w:right w:type="dxa" w:w="120"/>
+            </w:tcMar>
+            <w:vAlign w:val="center"/>
+          </w:tcPr>
+          <w:p>
+            <w:pPr>
+              <w:spacing w:line="260"/>
+              <w:jc w:val="left"/>
+            </w:pPr>
+            <w:r>
+              <w:rPr>
+                <w:b w:val="false"/>
+                <w:bCs w:val="false"/>
+                <w:color w:val="000000"/>
+                <w:sz w:val="20"/>
+                <w:szCs w:val="20"/>
+              </w:rPr>
+              <w:t xml:space="preserve">4</w:t>
+            </w:r>
+          </w:p>
+        </w:tc>
+        <w:tc>
+          <w:tcPr>
+            <w:tcW w:type="dxa" w:w="1300"/>
+            <w:tcBorders>
+              <w:top w:val="single" w:color="BFBFBF" w:sz="1"/>
+              <w:left w:val="single" w:color="BFBFBF" w:sz="1"/>
+              <w:bottom w:val="single" w:color="BFBFBF" w:sz="1"/>
+              <w:right w:val="single" w:color="BFBFBF" w:sz="1"/>
+            </w:tcBorders>
+            <w:shd w:fill="F2F2F2" w:val="clear"/>
+            <w:tcMar>
+              <w:top w:type="dxa" w:w="70"/>
+              <w:left w:type="dxa" w:w="120"/>
+              <w:bottom w:type="dxa" w:w="70"/>
+              <w:right w:type="dxa" w:w="120"/>
+            </w:tcMar>
+            <w:vAlign w:val="center"/>
+          </w:tcPr>
+          <w:p>
+            <w:pPr>
+              <w:spacing w:line="260"/>
+              <w:jc w:val="left"/>
+            </w:pPr>
+            <w:r>
+              <w:rPr>
+                <w:b w:val="false"/>
+                <w:bCs w:val="false"/>
+                <w:color w:val="000000"/>
+                <w:sz w:val="20"/>
+                <w:szCs w:val="20"/>
+              </w:rPr>
+              <w:t xml:space="preserve">5.4 KB</w:t>
+            </w:r>
+          </w:p>
+        </w:tc>
+        <w:tc>
+          <w:tcPr>
+            <w:tcW w:type="dxa" w:w="1000"/>
+            <w:tcBorders>
+              <w:top w:val="single" w:color="BFBFBF" w:sz="1"/>
+              <w:left w:val="single" w:color="BFBFBF" w:sz="1"/>
+              <w:bottom w:val="single" w:color="BFBFBF" w:sz="1"/>
+              <w:right w:val="single" w:color="BFBFBF" w:sz="1"/>
+            </w:tcBorders>
+            <w:shd w:fill="F2F2F2" w:val="clear"/>
+            <w:tcMar>
+              <w:top w:type="dxa" w:w="70"/>
+              <w:left w:type="dxa" w:w="120"/>
+              <w:bottom w:type="dxa" w:w="70"/>
+              <w:right w:type="dxa" w:w="120"/>
+            </w:tcMar>
+            <w:vAlign w:val="center"/>
+          </w:tcPr>
+          <w:p>
+            <w:pPr>
+              <w:spacing w:line="260"/>
+              <w:jc w:val="left"/>
+            </w:pPr>
+            <w:r>
+              <w:rPr>
+                <w:b w:val="false"/>
+                <w:bCs w:val="false"/>
+                <w:color w:val="000000"/>
+                <w:sz w:val="20"/>
+                <w:szCs w:val="20"/>
+              </w:rPr>
+              <w:t xml:space="preserve">PASS</w:t>
+            </w:r>
+          </w:p>
+        </w:tc>
+        <w:tc>
+          <w:tcPr>
+            <w:tcW w:type="dxa" w:w="1100"/>
+            <w:tcBorders>
+              <w:top w:val="single" w:color="BFBFBF" w:sz="1"/>
+              <w:left w:val="single" w:color="BFBFBF" w:sz="1"/>
+              <w:bottom w:val="single" w:color="BFBFBF" w:sz="1"/>
+              <w:right w:val="single" w:color="BFBFBF" w:sz="1"/>
+            </w:tcBorders>
+            <w:shd w:fill="F2F2F2" w:val="clear"/>
+            <w:tcMar>
+              <w:top w:type="dxa" w:w="70"/>
+              <w:left w:type="dxa" w:w="120"/>
+              <w:bottom w:type="dxa" w:w="70"/>
+              <w:right w:type="dxa" w:w="120"/>
+            </w:tcMar>
+            <w:vAlign w:val="center"/>
+          </w:tcPr>
+          <w:p>
+            <w:pPr>
+              <w:spacing w:line="260"/>
+              <w:jc w:val="left"/>
+            </w:pPr>
+            <w:r>
+              <w:rPr>
+                <w:b w:val="false"/>
+                <w:bCs w:val="false"/>
+                <w:color w:val="000000"/>
+                <w:sz w:val="20"/>
+                <w:szCs w:val="20"/>
+              </w:rPr>
+              <w:t xml:space="preserve">ACCEPT</w:t>
+            </w:r>
+          </w:p>
+        </w:tc>
+      </w:tr>
+      <w:tr>
+        <w:tc>
+          <w:tcPr>
+            <w:tcW w:type="dxa" w:w="800"/>
+            <w:tcBorders>
+              <w:top w:val="single" w:color="BFBFBF" w:sz="1"/>
+              <w:left w:val="single" w:color="BFBFBF" w:sz="1"/>
+              <w:bottom w:val="single" w:color="BFBFBF" w:sz="1"/>
+              <w:right w:val="single" w:color="BFBFBF" w:sz="1"/>
+            </w:tcBorders>
+            <w:tcMar>
+              <w:top w:type="dxa" w:w="70"/>
+              <w:left w:type="dxa" w:w="120"/>
+              <w:bottom w:type="dxa" w:w="70"/>
+              <w:right w:type="dxa" w:w="120"/>
+            </w:tcMar>
+            <w:vAlign w:val="center"/>
+          </w:tcPr>
+          <w:p>
+            <w:pPr>
+              <w:spacing w:line="260"/>
+              <w:jc w:val="left"/>
+            </w:pPr>
+            <w:r>
+              <w:rPr>
+                <w:b w:val="false"/>
+                <w:bCs w:val="false"/>
+                <w:color w:val="000000"/>
+                <w:sz w:val="20"/>
+                <w:szCs w:val="20"/>
+              </w:rPr>
+              <w:t xml:space="preserve">C5</w:t>
+            </w:r>
+          </w:p>
+        </w:tc>
+        <w:tc>
+          <w:tcPr>
+            <w:tcW w:type="dxa" w:w="3900"/>
+            <w:tcBorders>
+              <w:top w:val="single" w:color="BFBFBF" w:sz="1"/>
+              <w:left w:val="single" w:color="BFBFBF" w:sz="1"/>
+              <w:bottom w:val="single" w:color="BFBFBF" w:sz="1"/>
+              <w:right w:val="single" w:color="BFBFBF" w:sz="1"/>
+            </w:tcBorders>
+            <w:tcMar>
+              <w:top w:type="dxa" w:w="70"/>
+              <w:left w:type="dxa" w:w="120"/>
+              <w:bottom w:type="dxa" w:w="70"/>
+              <w:right w:type="dxa" w:w="120"/>
+            </w:tcMar>
+            <w:vAlign w:val="center"/>
+          </w:tcPr>
+          <w:p>
+            <w:pPr>
+              <w:spacing w:line="260"/>
+              <w:jc w:val="left"/>
+            </w:pPr>
+            <w:r>
+              <w:rPr>
+                <w:b w:val="false"/>
+                <w:bCs w:val="false"/>
+                <w:color w:val="000000"/>
+                <w:sz w:val="20"/>
+                <w:szCs w:val="20"/>
+              </w:rPr>
+              <w:t xml:space="preserve">对称 Y 分支 1×2 分束器</w:t>
+            </w:r>
+          </w:p>
+        </w:tc>
+        <w:tc>
+          <w:tcPr>
+            <w:tcW w:type="dxa" w:w="1000"/>
+            <w:tcBorders>
+              <w:top w:val="single" w:color="BFBFBF" w:sz="1"/>
+              <w:left w:val="single" w:color="BFBFBF" w:sz="1"/>
+              <w:bottom w:val="single" w:color="BFBFBF" w:sz="1"/>
+              <w:right w:val="single" w:color="BFBFBF" w:sz="1"/>
+            </w:tcBorders>
+            <w:tcMar>
+              <w:top w:type="dxa" w:w="70"/>
+              <w:left w:type="dxa" w:w="120"/>
+              <w:bottom w:type="dxa" w:w="70"/>
+              <w:right w:type="dxa" w:w="120"/>
+            </w:tcMar>
+            <w:vAlign w:val="center"/>
+          </w:tcPr>
+          <w:p>
+            <w:pPr>
+              <w:spacing w:line="260"/>
+              <w:jc w:val="left"/>
+            </w:pPr>
+            <w:r>
+              <w:rPr>
+                <w:b w:val="false"/>
+                <w:bCs w:val="false"/>
+                <w:color w:val="000000"/>
+                <w:sz w:val="20"/>
+                <w:szCs w:val="20"/>
+              </w:rPr>
+              <w:t xml:space="preserve">4</w:t>
+            </w:r>
+          </w:p>
+        </w:tc>
+        <w:tc>
+          <w:tcPr>
+            <w:tcW w:type="dxa" w:w="1300"/>
+            <w:tcBorders>
+              <w:top w:val="single" w:color="BFBFBF" w:sz="1"/>
+              <w:left w:val="single" w:color="BFBFBF" w:sz="1"/>
+              <w:bottom w:val="single" w:color="BFBFBF" w:sz="1"/>
+              <w:right w:val="single" w:color="BFBFBF" w:sz="1"/>
+            </w:tcBorders>
+            <w:tcMar>
+              <w:top w:type="dxa" w:w="70"/>
+              <w:left w:type="dxa" w:w="120"/>
+              <w:bottom w:type="dxa" w:w="70"/>
+              <w:right w:type="dxa" w:w="120"/>
+            </w:tcMar>
+            <w:vAlign w:val="center"/>
+          </w:tcPr>
+          <w:p>
+            <w:pPr>
+              <w:spacing w:line="260"/>
+              <w:jc w:val="left"/>
+            </w:pPr>
+            <w:r>
+              <w:rPr>
+                <w:b w:val="false"/>
+                <w:bCs w:val="false"/>
+                <w:color w:val="000000"/>
+                <w:sz w:val="20"/>
+                <w:szCs w:val="20"/>
+              </w:rPr>
+              <w:t xml:space="preserve">4.2 KB</w:t>
+            </w:r>
+          </w:p>
+        </w:tc>
+        <w:tc>
+          <w:tcPr>
+            <w:tcW w:type="dxa" w:w="1000"/>
+            <w:tcBorders>
+              <w:top w:val="single" w:color="BFBFBF" w:sz="1"/>
+              <w:left w:val="single" w:color="BFBFBF" w:sz="1"/>
+              <w:bottom w:val="single" w:color="BFBFBF" w:sz="1"/>
+              <w:right w:val="single" w:color="BFBFBF" w:sz="1"/>
+            </w:tcBorders>
+            <w:tcMar>
+              <w:top w:type="dxa" w:w="70"/>
+              <w:left w:type="dxa" w:w="120"/>
+              <w:bottom w:type="dxa" w:w="70"/>
+              <w:right w:type="dxa" w:w="120"/>
+            </w:tcMar>
+            <w:vAlign w:val="center"/>
+          </w:tcPr>
+          <w:p>
+            <w:pPr>
+              <w:spacing w:line="260"/>
+              <w:jc w:val="left"/>
+            </w:pPr>
+            <w:r>
+              <w:rPr>
+                <w:b w:val="false"/>
+                <w:bCs w:val="false"/>
+                <w:color w:val="000000"/>
+                <w:sz w:val="20"/>
+                <w:szCs w:val="20"/>
+              </w:rPr>
+              <w:t xml:space="preserve">PASS</w:t>
+            </w:r>
+          </w:p>
+        </w:tc>
+        <w:tc>
+          <w:tcPr>
+            <w:tcW w:type="dxa" w:w="1100"/>
+            <w:tcBorders>
+              <w:top w:val="single" w:color="BFBFBF" w:sz="1"/>
+              <w:left w:val="single" w:color="BFBFBF" w:sz="1"/>
+              <w:bottom w:val="single" w:color="BFBFBF" w:sz="1"/>
+              <w:right w:val="single" w:color="BFBFBF" w:sz="1"/>
+            </w:tcBorders>
+            <w:tcMar>
+              <w:top w:type="dxa" w:w="70"/>
+              <w:left w:type="dxa" w:w="120"/>
+              <w:bottom w:type="dxa" w:w="70"/>
+              <w:right w:type="dxa" w:w="120"/>
+            </w:tcMar>
+            <w:vAlign w:val="center"/>
+          </w:tcPr>
+          <w:p>
+            <w:pPr>
+              <w:spacing w:line="260"/>
+              <w:jc w:val="left"/>
+            </w:pPr>
+            <w:r>
+              <w:rPr>
+                <w:b w:val="false"/>
+                <w:bCs w:val="false"/>
+                <w:color w:val="000000"/>
+                <w:sz w:val="20"/>
+                <w:szCs w:val="20"/>
+              </w:rPr>
+              <w:t xml:space="preserve">ACCEPT</w:t>
+            </w:r>
+          </w:p>
+        </w:tc>
+      </w:tr>
+      <w:tr>
+        <w:tc>
+          <w:tcPr>
+            <w:tcW w:type="dxa" w:w="800"/>
+            <w:tcBorders>
+              <w:top w:val="single" w:color="BFBFBF" w:sz="1"/>
+              <w:left w:val="single" w:color="BFBFBF" w:sz="1"/>
+              <w:bottom w:val="single" w:color="BFBFBF" w:sz="1"/>
+              <w:right w:val="single" w:color="BFBFBF" w:sz="1"/>
+            </w:tcBorders>
+            <w:shd w:fill="F2F2F2" w:val="clear"/>
+            <w:tcMar>
+              <w:top w:type="dxa" w:w="70"/>
+              <w:left w:type="dxa" w:w="120"/>
+              <w:bottom w:type="dxa" w:w="70"/>
+              <w:right w:type="dxa" w:w="120"/>
+            </w:tcMar>
+            <w:vAlign w:val="center"/>
+          </w:tcPr>
+          <w:p>
+            <w:pPr>
+              <w:spacing w:line="260"/>
+              <w:jc w:val="left"/>
+            </w:pPr>
+            <w:r>
+              <w:rPr>
+                <w:b w:val="false"/>
+                <w:bCs w:val="false"/>
+                <w:color w:val="000000"/>
+                <w:sz w:val="20"/>
+                <w:szCs w:val="20"/>
+              </w:rPr>
+              <w:t xml:space="preserve">C6</w:t>
+            </w:r>
+          </w:p>
+        </w:tc>
+        <w:tc>
+          <w:tcPr>
+            <w:tcW w:type="dxa" w:w="3900"/>
+            <w:tcBorders>
+              <w:top w:val="single" w:color="BFBFBF" w:sz="1"/>
+              <w:left w:val="single" w:color="BFBFBF" w:sz="1"/>
+              <w:bottom w:val="single" w:color="BFBFBF" w:sz="1"/>
+              <w:right w:val="single" w:color="BFBFBF" w:sz="1"/>
+            </w:tcBorders>
+            <w:shd w:fill="F2F2F2" w:val="clear"/>
+            <w:tcMar>
+              <w:top w:type="dxa" w:w="70"/>
+              <w:left w:type="dxa" w:w="120"/>
+              <w:bottom w:type="dxa" w:w="70"/>
+              <w:right w:type="dxa" w:w="120"/>
+            </w:tcMar>
+            <w:vAlign w:val="center"/>
+          </w:tcPr>
+          <w:p>
+            <w:pPr>
+              <w:spacing w:line="260"/>
+              <w:jc w:val="left"/>
+            </w:pPr>
+            <w:r>
+              <w:rPr>
+                <w:b w:val="false"/>
+                <w:bCs w:val="false"/>
+                <w:color w:val="000000"/>
+                <w:sz w:val="20"/>
+                <w:szCs w:val="20"/>
+              </w:rPr>
+              <w:t xml:space="preserve">Mach-Zehnder 干涉仪 2×2</w:t>
+            </w:r>
+          </w:p>
+        </w:tc>
+        <w:tc>
+          <w:tcPr>
+            <w:tcW w:type="dxa" w:w="1000"/>
+            <w:tcBorders>
+              <w:top w:val="single" w:color="BFBFBF" w:sz="1"/>
+              <w:left w:val="single" w:color="BFBFBF" w:sz="1"/>
+              <w:bottom w:val="single" w:color="BFBFBF" w:sz="1"/>
+              <w:right w:val="single" w:color="BFBFBF" w:sz="1"/>
+            </w:tcBorders>
+            <w:shd w:fill="F2F2F2" w:val="clear"/>
+            <w:tcMar>
+              <w:top w:type="dxa" w:w="70"/>
+              <w:left w:type="dxa" w:w="120"/>
+              <w:bottom w:type="dxa" w:w="70"/>
+              <w:right w:type="dxa" w:w="120"/>
+            </w:tcMar>
+            <w:vAlign w:val="center"/>
+          </w:tcPr>
+          <w:p>
+            <w:pPr>
+              <w:spacing w:line="260"/>
+              <w:jc w:val="left"/>
+            </w:pPr>
+            <w:r>
+              <w:rPr>
+                <w:b w:val="false"/>
+                <w:bCs w:val="false"/>
+                <w:color w:val="000000"/>
+                <w:sz w:val="20"/>
+                <w:szCs w:val="20"/>
+              </w:rPr>
+              <w:t xml:space="preserve">7</w:t>
+            </w:r>
+          </w:p>
+        </w:tc>
+        <w:tc>
+          <w:tcPr>
+            <w:tcW w:type="dxa" w:w="1300"/>
+            <w:tcBorders>
+              <w:top w:val="single" w:color="BFBFBF" w:sz="1"/>
+              <w:left w:val="single" w:color="BFBFBF" w:sz="1"/>
+              <w:bottom w:val="single" w:color="BFBFBF" w:sz="1"/>
+              <w:right w:val="single" w:color="BFBFBF" w:sz="1"/>
+            </w:tcBorders>
+            <w:shd w:fill="F2F2F2" w:val="clear"/>
+            <w:tcMar>
+              <w:top w:type="dxa" w:w="70"/>
+              <w:left w:type="dxa" w:w="120"/>
+              <w:bottom w:type="dxa" w:w="70"/>
+              <w:right w:type="dxa" w:w="120"/>
+            </w:tcMar>
+            <w:vAlign w:val="center"/>
+          </w:tcPr>
+          <w:p>
+            <w:pPr>
+              <w:spacing w:line="260"/>
+              <w:jc w:val="left"/>
+            </w:pPr>
+            <w:r>
+              <w:rPr>
+                <w:b w:val="false"/>
+                <w:bCs w:val="false"/>
+                <w:color w:val="000000"/>
+                <w:sz w:val="20"/>
+                <w:szCs w:val="20"/>
+              </w:rPr>
+              <w:t xml:space="preserve">3.9 KB</w:t>
+            </w:r>
+          </w:p>
+        </w:tc>
+        <w:tc>
+          <w:tcPr>
+            <w:tcW w:type="dxa" w:w="1000"/>
+            <w:tcBorders>
+              <w:top w:val="single" w:color="BFBFBF" w:sz="1"/>
+              <w:left w:val="single" w:color="BFBFBF" w:sz="1"/>
+              <w:bottom w:val="single" w:color="BFBFBF" w:sz="1"/>
+              <w:right w:val="single" w:color="BFBFBF" w:sz="1"/>
+            </w:tcBorders>
+            <w:shd w:fill="F2F2F2" w:val="clear"/>
+            <w:tcMar>
+              <w:top w:type="dxa" w:w="70"/>
+              <w:left w:type="dxa" w:w="120"/>
+              <w:bottom w:type="dxa" w:w="70"/>
+              <w:right w:type="dxa" w:w="120"/>
+            </w:tcMar>
+            <w:vAlign w:val="center"/>
+          </w:tcPr>
+          <w:p>
+            <w:pPr>
+              <w:spacing w:line="260"/>
+              <w:jc w:val="left"/>
+            </w:pPr>
+            <w:r>
+              <w:rPr>
+                <w:b w:val="false"/>
+                <w:bCs w:val="false"/>
+                <w:color w:val="000000"/>
+                <w:sz w:val="20"/>
+                <w:szCs w:val="20"/>
+              </w:rPr>
+              <w:t xml:space="preserve">PASS</w:t>
+            </w:r>
+          </w:p>
+        </w:tc>
+        <w:tc>
+          <w:tcPr>
+            <w:tcW w:type="dxa" w:w="1100"/>
+            <w:tcBorders>
+              <w:top w:val="single" w:color="BFBFBF" w:sz="1"/>
+              <w:left w:val="single" w:color="BFBFBF" w:sz="1"/>
+              <w:bottom w:val="single" w:color="BFBFBF" w:sz="1"/>
+              <w:right w:val="single" w:color="BFBFBF" w:sz="1"/>
+            </w:tcBorders>
+            <w:shd w:fill="F2F2F2" w:val="clear"/>
+            <w:tcMar>
+              <w:top w:type="dxa" w:w="70"/>
+              <w:left w:type="dxa" w:w="120"/>
+              <w:bottom w:type="dxa" w:w="70"/>
+              <w:right w:type="dxa" w:w="120"/>
+            </w:tcMar>
+            <w:vAlign w:val="center"/>
+          </w:tcPr>
+          <w:p>
+            <w:pPr>
+              <w:spacing w:line="260"/>
+              <w:jc w:val="left"/>
+            </w:pPr>
+            <w:r>
+              <w:rPr>
+                <w:b w:val="false"/>
+                <w:bCs w:val="false"/>
+                <w:color w:val="000000"/>
+                <w:sz w:val="20"/>
+                <w:szCs w:val="20"/>
+              </w:rPr>
+              <w:t xml:space="preserve">ACCEPT</w:t>
+            </w:r>
+          </w:p>
+        </w:tc>
+      </w:tr>
+      <w:tr>
+        <w:tc>
+          <w:tcPr>
+            <w:tcW w:type="dxa" w:w="800"/>
+            <w:tcBorders>
+              <w:top w:val="single" w:color="BFBFBF" w:sz="1"/>
+              <w:left w:val="single" w:color="BFBFBF" w:sz="1"/>
+              <w:bottom w:val="single" w:color="BFBFBF" w:sz="1"/>
+              <w:right w:val="single" w:color="BFBFBF" w:sz="1"/>
+            </w:tcBorders>
+            <w:tcMar>
+              <w:top w:type="dxa" w:w="70"/>
+              <w:left w:type="dxa" w:w="120"/>
+              <w:bottom w:type="dxa" w:w="70"/>
+              <w:right w:type="dxa" w:w="120"/>
+            </w:tcMar>
+            <w:vAlign w:val="center"/>
+          </w:tcPr>
+          <w:p>
+            <w:pPr>
+              <w:spacing w:line="260"/>
+              <w:jc w:val="left"/>
+            </w:pPr>
+            <w:r>
+              <w:rPr>
+                <w:b w:val="false"/>
+                <w:bCs w:val="false"/>
+                <w:color w:val="000000"/>
+                <w:sz w:val="20"/>
+                <w:szCs w:val="20"/>
+              </w:rPr>
+              <w:t xml:space="preserve">C7</w:t>
+            </w:r>
+          </w:p>
+        </w:tc>
+        <w:tc>
+          <w:tcPr>
+            <w:tcW w:type="dxa" w:w="3900"/>
+            <w:tcBorders>
+              <w:top w:val="single" w:color="BFBFBF" w:sz="1"/>
+              <w:left w:val="single" w:color="BFBFBF" w:sz="1"/>
+              <w:bottom w:val="single" w:color="BFBFBF" w:sz="1"/>
+              <w:right w:val="single" w:color="BFBFBF" w:sz="1"/>
+            </w:tcBorders>
+            <w:tcMar>
+              <w:top w:type="dxa" w:w="70"/>
+              <w:left w:type="dxa" w:w="120"/>
+              <w:bottom w:type="dxa" w:w="70"/>
+              <w:right w:type="dxa" w:w="120"/>
+            </w:tcMar>
+            <w:vAlign w:val="center"/>
+          </w:tcPr>
+          <w:p>
+            <w:pPr>
+              <w:spacing w:line="260"/>
+              <w:jc w:val="left"/>
+            </w:pPr>
+            <w:r>
+              <w:rPr>
+                <w:b w:val="false"/>
+                <w:bCs w:val="false"/>
+                <w:color w:val="000000"/>
+                <w:sz w:val="20"/>
+                <w:szCs w:val="20"/>
+              </w:rPr>
+              <w:t xml:space="preserve">Bragg 反射镜透射线</w:t>
+            </w:r>
+          </w:p>
+        </w:tc>
+        <w:tc>
+          <w:tcPr>
+            <w:tcW w:type="dxa" w:w="1000"/>
+            <w:tcBorders>
+              <w:top w:val="single" w:color="BFBFBF" w:sz="1"/>
+              <w:left w:val="single" w:color="BFBFBF" w:sz="1"/>
+              <w:bottom w:val="single" w:color="BFBFBF" w:sz="1"/>
+              <w:right w:val="single" w:color="BFBFBF" w:sz="1"/>
+            </w:tcBorders>
+            <w:tcMar>
+              <w:top w:type="dxa" w:w="70"/>
+              <w:left w:type="dxa" w:w="120"/>
+              <w:bottom w:type="dxa" w:w="70"/>
+              <w:right w:type="dxa" w:w="120"/>
+            </w:tcMar>
+            <w:vAlign w:val="center"/>
+          </w:tcPr>
+          <w:p>
+            <w:pPr>
+              <w:spacing w:line="260"/>
+              <w:jc w:val="left"/>
+            </w:pPr>
+            <w:r>
+              <w:rPr>
+                <w:b w:val="false"/>
+                <w:bCs w:val="false"/>
+                <w:color w:val="000000"/>
+                <w:sz w:val="20"/>
+                <w:szCs w:val="20"/>
+              </w:rPr>
+              <w:t xml:space="preserve">3</w:t>
+            </w:r>
+          </w:p>
+        </w:tc>
+        <w:tc>
+          <w:tcPr>
+            <w:tcW w:type="dxa" w:w="1300"/>
+            <w:tcBorders>
+              <w:top w:val="single" w:color="BFBFBF" w:sz="1"/>
+              <w:left w:val="single" w:color="BFBFBF" w:sz="1"/>
+              <w:bottom w:val="single" w:color="BFBFBF" w:sz="1"/>
+              <w:right w:val="single" w:color="BFBFBF" w:sz="1"/>
+            </w:tcBorders>
+            <w:tcMar>
+              <w:top w:type="dxa" w:w="70"/>
+              <w:left w:type="dxa" w:w="120"/>
+              <w:bottom w:type="dxa" w:w="70"/>
+              <w:right w:type="dxa" w:w="120"/>
+            </w:tcMar>
+            <w:vAlign w:val="center"/>
+          </w:tcPr>
+          <w:p>
+            <w:pPr>
+              <w:spacing w:line="260"/>
+              <w:jc w:val="left"/>
+            </w:pPr>
+            <w:r>
+              <w:rPr>
+                <w:b w:val="false"/>
+                <w:bCs w:val="false"/>
+                <w:color w:val="000000"/>
+                <w:sz w:val="20"/>
+                <w:szCs w:val="20"/>
+              </w:rPr>
+              <w:t xml:space="preserve">4.4 KB</w:t>
+            </w:r>
+          </w:p>
+        </w:tc>
+        <w:tc>
+          <w:tcPr>
+            <w:tcW w:type="dxa" w:w="1000"/>
+            <w:tcBorders>
+              <w:top w:val="single" w:color="BFBFBF" w:sz="1"/>
+              <w:left w:val="single" w:color="BFBFBF" w:sz="1"/>
+              <w:bottom w:val="single" w:color="BFBFBF" w:sz="1"/>
+              <w:right w:val="single" w:color="BFBFBF" w:sz="1"/>
+            </w:tcBorders>
+            <w:tcMar>
+              <w:top w:type="dxa" w:w="70"/>
+              <w:left w:type="dxa" w:w="120"/>
+              <w:bottom w:type="dxa" w:w="70"/>
+              <w:right w:type="dxa" w:w="120"/>
+            </w:tcMar>
+            <w:vAlign w:val="center"/>
+          </w:tcPr>
+          <w:p>
+            <w:pPr>
+              <w:spacing w:line="260"/>
+              <w:jc w:val="left"/>
+            </w:pPr>
+            <w:r>
+              <w:rPr>
+                <w:b w:val="false"/>
+                <w:bCs w:val="false"/>
+                <w:color w:val="000000"/>
+                <w:sz w:val="20"/>
+                <w:szCs w:val="20"/>
+              </w:rPr>
+              <w:t xml:space="preserve">PASS</w:t>
+            </w:r>
+          </w:p>
+        </w:tc>
+        <w:tc>
+          <w:tcPr>
+            <w:tcW w:type="dxa" w:w="1100"/>
+            <w:tcBorders>
+              <w:top w:val="single" w:color="BFBFBF" w:sz="1"/>
+              <w:left w:val="single" w:color="BFBFBF" w:sz="1"/>
+              <w:bottom w:val="single" w:color="BFBFBF" w:sz="1"/>
+              <w:right w:val="single" w:color="BFBFBF" w:sz="1"/>
+            </w:tcBorders>
+            <w:tcMar>
+              <w:top w:type="dxa" w:w="70"/>
+              <w:left w:type="dxa" w:w="120"/>
+              <w:bottom w:type="dxa" w:w="70"/>
+              <w:right w:type="dxa" w:w="120"/>
+            </w:tcMar>
+            <w:vAlign w:val="center"/>
+          </w:tcPr>
+          <w:p>
+            <w:pPr>
+              <w:spacing w:line="260"/>
+              <w:jc w:val="left"/>
+            </w:pPr>
+            <w:r>
+              <w:rPr>
+                <w:b w:val="false"/>
+                <w:bCs w:val="false"/>
+                <w:color w:val="000000"/>
+                <w:sz w:val="20"/>
+                <w:szCs w:val="20"/>
+              </w:rPr>
+              <w:t xml:space="preserve">ACCEPT</w:t>
+            </w:r>
+          </w:p>
+        </w:tc>
+      </w:tr>
+    </w:tbl>
+    <w:p>
+      <w:pPr>
+        <w:pBdr>
+          <w:left w:val="single" w:color="2E75B6" w:sz="18" w:space="12"/>
+        </w:pBdr>
+        <w:spacing w:after="160" w:before="80" w:line="320"/>
+      </w:pPr>
+      <w:r>
+        <w:rPr>
+          <w:i/>
+          <w:iCs/>
+          <w:color w:val="404040"/>
+          <w:sz w:val="22"/>
+          <w:szCs w:val="22"/>
+        </w:rPr>
+        <w:t xml:space="preserve">7 例跨 4 类拓扑（分束器 / 环形 / 干涉仪 / 滤波器反射镜），全部 DRC PASS + LVS ACCEPT —— 主权版图链的可重复性已被坐实，并已接入 run_ci_regression --tag core 门禁：主权链任何改动破坏任一例，CI 当场拦红。</w:t>
+      </w:r>
+    </w:p>
+    <w:p>
+      <w:pPr>
+        <w:spacing w:after="120" w:line="300"/>
+        <w:jc w:val="left"/>
+      </w:pPr>
+      <w:r>
+        <w:rPr>
+          <w:i/>
+          <w:iCs/>
+          <w:color w:val="404040"/>
+          <w:sz w:val="21"/>
+          <w:szCs w:val="21"/>
+        </w:rPr>
+        <w:t xml:space="preserve">诚实边界：上述 7 例验证的是版图几何合法性（主权子集 DRC + LVS 拓扑一致），尚不含光学性能表征（插损 IL / 串扰 XT / 自由光谱范围 FSR 等死标量）。它们定位为工具链的“已出片流程跑通证据”与工程货架示例（examples/sovereign_evidence/），是组件化 PDK 的底座，但尚未锚定为可售 GP-* 基元，亦不进入创新超市当货架商品。光学表征锚定 → 注册 GP-* → 回灌 IM-* 货架，是明确的后续工程路径，而非摆放问题。</w:t>
+      </w:r>
+    </w:p>
+    <w:p>
+      <w:pPr>
         <w:pStyle w:val="Heading1"/>
         <w:spacing w:after="140" w:before="280"/>
       </w:pPr>
@@ -5532,7 +7291,7 @@
           <w:sz w:val="18"/>
           <w:szCs w:val="18"/>
         </w:rPr>
-        <w:t xml:space="preserve">本白皮书依据 LDA 前期战略文档包（可行性分析、技术白皮书、市场竞争与赛道分析、发展里程碑与路线图）提炼对外版本，关键技术结论均来自真实运行的自研代码与确定性验证脚本。</w:t>
+        <w:t xml:space="preserve">本白皮书依据 LDA 前期战略文档包（可行性分析、技术白皮书、市场竞争与赛道分析、发展里程碑与路线图）提炼对外版本，关键技术结论均来自真实运行的自研代码与确定性验证脚本；v1.2 增补第 3.4 节主权全链路 GDSII 已出片版图库。</w:t>
       </w:r>
     </w:p>
     <w:sectPr>
@@ -5599,7 +7358,7 @@
         <w:sz w:val="16"/>
         <w:szCs w:val="16"/>
       </w:rPr>
-      <w:t xml:space="preserve">LDA 产业共建白皮书 v1.1 · 工业5点0产业生态联盟  </w:t>
+      <w:t xml:space="preserve">LDA 产业共建白皮书 v1.2 · 工业5点0产业生态联盟  </w:t>
     </w:r>
     <w:r>
       <w:rPr>

--- a/LDA_产业共建白皮书.docx
+++ b/LDA_产业共建白皮书.docx
@@ -3419,6 +3419,218 @@
           </w:p>
         </w:tc>
       </w:tr>
+      <w:tr>
+        <w:tc>
+          <w:tcPr>
+            <w:tcW w:type="dxa" w:w="800"/>
+            <w:tcBorders>
+              <w:top w:val="single" w:color="BFBFBF" w:sz="1"/>
+              <w:left w:val="single" w:color="BFBFBF" w:sz="1"/>
+              <w:bottom w:val="single" w:color="BFBFBF" w:sz="1"/>
+              <w:right w:val="single" w:color="BFBFBF" w:sz="1"/>
+            </w:tcBorders>
+            <w:shd w:fill="F2F2F2" w:val="clear"/>
+            <w:tcMar>
+              <w:top w:type="dxa" w:w="70"/>
+              <w:left w:type="dxa" w:w="120"/>
+              <w:bottom w:type="dxa" w:w="70"/>
+              <w:right w:type="dxa" w:w="120"/>
+            </w:tcMar>
+            <w:vAlign w:val="center"/>
+          </w:tcPr>
+          <w:p>
+            <w:pPr>
+              <w:spacing w:line="260"/>
+              <w:jc w:val="left"/>
+            </w:pPr>
+            <w:r>
+              <w:rPr>
+                <w:b w:val="false"/>
+                <w:bCs w:val="false"/>
+                <w:color w:val="000000"/>
+                <w:sz w:val="20"/>
+                <w:szCs w:val="20"/>
+              </w:rPr>
+              <w:t xml:space="preserve">MESH4</w:t>
+            </w:r>
+          </w:p>
+        </w:tc>
+        <w:tc>
+          <w:tcPr>
+            <w:tcW w:type="dxa" w:w="3900"/>
+            <w:tcBorders>
+              <w:top w:val="single" w:color="BFBFBF" w:sz="1"/>
+              <w:left w:val="single" w:color="BFBFBF" w:sz="1"/>
+              <w:bottom w:val="single" w:color="BFBFBF" w:sz="1"/>
+              <w:right w:val="single" w:color="BFBFBF" w:sz="1"/>
+            </w:tcBorders>
+            <w:shd w:fill="F2F2F2" w:val="clear"/>
+            <w:tcMar>
+              <w:top w:type="dxa" w:w="70"/>
+              <w:left w:type="dxa" w:w="120"/>
+              <w:bottom w:type="dxa" w:w="70"/>
+              <w:right w:type="dxa" w:w="120"/>
+            </w:tcMar>
+            <w:vAlign w:val="center"/>
+          </w:tcPr>
+          <w:p>
+            <w:pPr>
+              <w:spacing w:line="260"/>
+              <w:jc w:val="left"/>
+            </w:pPr>
+            <w:r>
+              <w:rPr>
+                <w:b w:val="false"/>
+                <w:bCs w:val="false"/>
+                <w:color w:val="000000"/>
+                <w:sz w:val="20"/>
+                <w:szCs w:val="20"/>
+              </w:rPr>
+              <w:t xml:space="preserve">4×4 MZI 网格光子计算核（Reck 6 单元）</w:t>
+            </w:r>
+          </w:p>
+        </w:tc>
+        <w:tc>
+          <w:tcPr>
+            <w:tcW w:type="dxa" w:w="1000"/>
+            <w:tcBorders>
+              <w:top w:val="single" w:color="BFBFBF" w:sz="1"/>
+              <w:left w:val="single" w:color="BFBFBF" w:sz="1"/>
+              <w:bottom w:val="single" w:color="BFBFBF" w:sz="1"/>
+              <w:right w:val="single" w:color="BFBFBF" w:sz="1"/>
+            </w:tcBorders>
+            <w:shd w:fill="F2F2F2" w:val="clear"/>
+            <w:tcMar>
+              <w:top w:type="dxa" w:w="70"/>
+              <w:left w:type="dxa" w:w="120"/>
+              <w:bottom w:type="dxa" w:w="70"/>
+              <w:right w:type="dxa" w:w="120"/>
+            </w:tcMar>
+            <w:vAlign w:val="center"/>
+          </w:tcPr>
+          <w:p>
+            <w:pPr>
+              <w:spacing w:line="260"/>
+              <w:jc w:val="left"/>
+            </w:pPr>
+            <w:r>
+              <w:rPr>
+                <w:b w:val="false"/>
+                <w:bCs w:val="false"/>
+                <w:color w:val="000000"/>
+                <w:sz w:val="20"/>
+                <w:szCs w:val="20"/>
+              </w:rPr>
+              <w:t xml:space="preserve">14</w:t>
+            </w:r>
+          </w:p>
+        </w:tc>
+        <w:tc>
+          <w:tcPr>
+            <w:tcW w:type="dxa" w:w="1300"/>
+            <w:tcBorders>
+              <w:top w:val="single" w:color="BFBFBF" w:sz="1"/>
+              <w:left w:val="single" w:color="BFBFBF" w:sz="1"/>
+              <w:bottom w:val="single" w:color="BFBFBF" w:sz="1"/>
+              <w:right w:val="single" w:color="BFBFBF" w:sz="1"/>
+            </w:tcBorders>
+            <w:shd w:fill="F2F2F2" w:val="clear"/>
+            <w:tcMar>
+              <w:top w:type="dxa" w:w="70"/>
+              <w:left w:type="dxa" w:w="120"/>
+              <w:bottom w:type="dxa" w:w="70"/>
+              <w:right w:type="dxa" w:w="120"/>
+            </w:tcMar>
+            <w:vAlign w:val="center"/>
+          </w:tcPr>
+          <w:p>
+            <w:pPr>
+              <w:spacing w:line="260"/>
+              <w:jc w:val="left"/>
+            </w:pPr>
+            <w:r>
+              <w:rPr>
+                <w:b w:val="false"/>
+                <w:bCs w:val="false"/>
+                <w:color w:val="000000"/>
+                <w:sz w:val="20"/>
+                <w:szCs w:val="20"/>
+              </w:rPr>
+              <w:t xml:space="preserve">12.5 KB</w:t>
+            </w:r>
+          </w:p>
+        </w:tc>
+        <w:tc>
+          <w:tcPr>
+            <w:tcW w:type="dxa" w:w="1000"/>
+            <w:tcBorders>
+              <w:top w:val="single" w:color="BFBFBF" w:sz="1"/>
+              <w:left w:val="single" w:color="BFBFBF" w:sz="1"/>
+              <w:bottom w:val="single" w:color="BFBFBF" w:sz="1"/>
+              <w:right w:val="single" w:color="BFBFBF" w:sz="1"/>
+            </w:tcBorders>
+            <w:shd w:fill="F2F2F2" w:val="clear"/>
+            <w:tcMar>
+              <w:top w:type="dxa" w:w="70"/>
+              <w:left w:type="dxa" w:w="120"/>
+              <w:bottom w:type="dxa" w:w="70"/>
+              <w:right w:type="dxa" w:w="120"/>
+            </w:tcMar>
+            <w:vAlign w:val="center"/>
+          </w:tcPr>
+          <w:p>
+            <w:pPr>
+              <w:spacing w:line="260"/>
+              <w:jc w:val="left"/>
+            </w:pPr>
+            <w:r>
+              <w:rPr>
+                <w:b w:val="false"/>
+                <w:bCs w:val="false"/>
+                <w:color w:val="000000"/>
+                <w:sz w:val="20"/>
+                <w:szCs w:val="20"/>
+              </w:rPr>
+              <w:t xml:space="preserve">PASS</w:t>
+            </w:r>
+          </w:p>
+        </w:tc>
+        <w:tc>
+          <w:tcPr>
+            <w:tcW w:type="dxa" w:w="1100"/>
+            <w:tcBorders>
+              <w:top w:val="single" w:color="BFBFBF" w:sz="1"/>
+              <w:left w:val="single" w:color="BFBFBF" w:sz="1"/>
+              <w:bottom w:val="single" w:color="BFBFBF" w:sz="1"/>
+              <w:right w:val="single" w:color="BFBFBF" w:sz="1"/>
+            </w:tcBorders>
+            <w:shd w:fill="F2F2F2" w:val="clear"/>
+            <w:tcMar>
+              <w:top w:type="dxa" w:w="70"/>
+              <w:left w:type="dxa" w:w="120"/>
+              <w:bottom w:type="dxa" w:w="70"/>
+              <w:right w:type="dxa" w:w="120"/>
+            </w:tcMar>
+            <w:vAlign w:val="center"/>
+          </w:tcPr>
+          <w:p>
+            <w:pPr>
+              <w:spacing w:line="260"/>
+              <w:jc w:val="left"/>
+            </w:pPr>
+            <w:r>
+              <w:rPr>
+                <w:b w:val="false"/>
+                <w:bCs w:val="false"/>
+                <w:color w:val="000000"/>
+                <w:sz w:val="20"/>
+                <w:szCs w:val="20"/>
+              </w:rPr>
+              <w:t xml:space="preserve">ACCEPT</w:t>
+            </w:r>
+          </w:p>
+        </w:tc>
+      </w:tr>
     </w:tbl>
     <w:p>
       <w:pPr>
@@ -3435,7 +3647,7 @@
           <w:sz w:val="22"/>
           <w:szCs w:val="22"/>
         </w:rPr>
-        <w:t xml:space="preserve">7 例跨 4 类拓扑（分束器 / 环形 / 干涉仪 / 滤波器反射镜），全部 DRC PASS + LVS ACCEPT —— 主权版图链的可重复性已被坐实，并已接入 run_ci_regression --tag core 门禁：主权链任何改动破坏任一例，CI 当场拦红。</w:t>
+        <w:t xml:space="preserve">8 例跨 5 类拓扑（分束器 / 环形 / 干涉仪 / 滤波器反射镜 / 光子计算网格），全部 DRC PASS + LVS ACCEPT —— 主权版图链的可重复性已被坐实，并已接入 run_ci_regression --tag core 门禁：主权链任何改动破坏任一例，CI 当场拦红。</w:t>
       </w:r>
     </w:p>
     <w:p>
@@ -3451,7 +3663,7 @@
           <w:sz w:val="21"/>
           <w:szCs w:val="21"/>
         </w:rPr>
-        <w:t xml:space="preserve">诚实边界：上述 7 例验证的是版图几何合法性（主权子集 DRC + LVS 拓扑一致），尚不含光学性能表征（插损 IL / 串扰 XT / 自由光谱范围 FSR 等死标量）。它们定位为工具链的“已出片流程跑通证据”与工程货架示例（examples/sovereign_evidence/），是组件化 PDK 的底座，但尚未锚定为可售 GP-* 基元，亦不进入创新超市当货架商品。光学表征锚定 → 注册 GP-* → 回灌 IM-* 货架，是明确的后续工程路径，而非摆放问题。</w:t>
+        <w:t xml:space="preserve">诚实边界：上述 8 例验证的是版图几何合法性（主权子集 DRC + LVS 拓扑一致），尚不含光学性能表征（插损 IL / 串扰 XT / 自由光谱范围 FSR 等死标量）。它们定位为工具链的“已出片流程跑通证据”与工程货架示例（examples/sovereign_evidence/），是组件化 PDK 的底座，但尚未锚定为可售 GP-* 基元，亦不进入创新超市当货架商品；其中 MESH4（4×4 光子计算核）额外以 Reck 三角分解 6 MZI 单元实现计算核数学层（保真度≈1.0），并实证 mesh 必然的 waveguide crossing 由异层 M1/M2 跨层桥接化解（12 交叉对零未解）——仍属几何合法性证明，不含光学性能表征。光学表征锚定 → 注册 GP-* → 回灌 IM-* 货架，是明确的后续工程路径，而非摆放问题。</w:t>
       </w:r>
     </w:p>
     <w:p>

--- a/LDA_产业共建白皮书.docx
+++ b/LDA_产业共建白皮书.docx
@@ -3663,7 +3663,7 @@
           <w:sz w:val="21"/>
           <w:szCs w:val="21"/>
         </w:rPr>
-        <w:t xml:space="preserve">诚实边界：上述 8 例验证的是版图几何合法性（主权子集 DRC + LVS 拓扑一致），尚不含光学性能表征（插损 IL / 串扰 XT / 自由光谱范围 FSR 等死标量）。它们定位为工具链的“已出片流程跑通证据”与工程货架示例（examples/sovereign_evidence/），是组件化 PDK 的底座，但尚未锚定为可售 GP-* 基元，亦不进入创新超市当货架商品；其中 MESH4（4×4 光子计算核）额外以 Reck 三角分解 6 MZI 单元实现计算核数学层（保真度≈1.0），并实证 mesh 必然的 waveguide crossing 由异层 M1/M2 跨层桥接化解（12 交叉对零未解）——仍属几何合法性证明，不含光学性能表征。光学表征锚定 → 注册 GP-* → 回灌 IM-* 货架，是明确的后续工程路径，而非摆放问题。</w:t>
+        <w:t xml:space="preserve">诚实边界：上述 9 例验证的是版图几何合法性（主权子集 DRC + LVS 拓扑一致），尚不含光学性能表征（插损 IL / 串扰 XT / 自由光谱范围 FSR 等死标量）。它们定位为工具链的“已出片流程跑通证据”与工程货架示例（examples/sovereign_evidence/），是组件化 PDK 的底座，但尚未锚定为可售 GP-* 基元，亦不进入创新超市当货架商品；其中 MESH4（4×4 光子计算核）额外以 Reck 三角分解 6 MZI 单元实现计算核数学层（保真度≈1.0），并实证 mesh 必然的 waveguide crossing 由异层 M1/M2 跨层桥接化解（12 交叉对零未解）。进一步，MESH8（8×8 光子计算核）以 Clements 折叠网格 28 MZI 单元实现计算核数学层（保真度≈1.0，级联损耗 70.2 dB），并实证 N×N 通用 P&amp;R 可扩展性——任意 N 经异层 M1/M2 桥接化解 59 交叉对、32 桥接网、零未解；二者仍属几何合法性证明，不含光学性能表征。光学表征锚定 → 注册 GP-* → 回灌 IM-* 货架，是明确的后续工程路径，而非摆放问题。</w:t>
       </w:r>
     </w:p>
     <w:p>
